--- a/07_Marketing_&_Social_Content/10_LinkedIn_Ready_to_Post_Content.docx
+++ b/07_Marketing_&_Social_Content/10_LinkedIn_Ready_to_Post_Content.docx
@@ -35,7 +35,7 @@
         <w:rPr>
           <w:b/>
         </w:rPr>
-        <w:t>Founder &amp; Managing Director</w:t>
+        <w:t>Co-Founder &amp; Managing Director</w:t>
       </w:r>
       <w:r>
         <w:t>: Hunter (Fly Fishing Georgia North Mountains)</w:t>
@@ -47,7 +47,7 @@
         <w:rPr>
           <w:b/>
         </w:rPr>
-        <w:t>Co-Founder &amp; Board Member</w:t>
+        <w:t>Board Member</w:t>
       </w:r>
       <w:r>
         <w:t>: Hadi Irvani (General Partner at Infill Capital Partners, University of Virginia - UVA)</w:t>
@@ -220,7 +220,7 @@
         <w:t>We are establishing our showcase commercial bank at Roya's Cabin along Anderson Creek, restoring 2,500 linear feet of perennial channel and generating over 12,900 stream credits.</w:t>
         <w:br/>
         <w:br/>
-        <w:t xml:space="preserve">A huge thank you to my Co-Founder &amp; Board Member, Hadi Irvani (GP at Infill Capital Partners), and our strategic advisor Hill Hardman (Granite Holdings) for their capital governance and partnership. </w:t>
+        <w:t xml:space="preserve">A huge thank you to my Board Member, Hadi Irvani (GP at Infill Capital Partners), and our strategic advisor Hill Hardman (Granite Holdings) for their capital governance and partnership. </w:t>
         <w:br/>
         <w:br/>
         <w:t>We’re ready to get our boots in the mud. Let’s restore some streams.</w:t>
@@ -1197,7 +1197,7 @@
         <w:t>Target Objective</w:t>
       </w:r>
       <w:r>
-        <w:t>: Establish massive corporate credibility, showcase institutional governance, and announce Hadi Irvani's formal role as Co-Founder and Board Member.</w:t>
+        <w:t>: Establish massive corporate credibility, showcase institutional governance, and announce Hadi Irvani's formal role as Board Member.</w:t>
       </w:r>
     </w:p>
     <w:p>
@@ -1243,7 +1243,7 @@
         <w:t>I am thrilled to announce a major milestone in the corporate governance and scaling of Blue Ridge Stream Restoration &amp; Mitigation LLC. 📈💼</w:t>
         <w:br/>
         <w:br/>
-        <w:t xml:space="preserve">Please join me in officially welcoming Hadi Irvani to our Board of Directors as Co-Founder and Board Member. </w:t>
+        <w:t xml:space="preserve">Please join me in officially welcoming Hadi Irvani to our Board of Directors as Board Member. </w:t>
         <w:br/>
         <w:br/>
         <w:t>Hadi brings an exceptional caliber of corporate leadership, capital structuring, and regional B2B real estate expertise to our venture:</w:t>
